--- a/paper/SARscope_MolInf_manuscript.docx
+++ b/paper/SARscope_MolInf_manuscript.docx
@@ -41,6 +41,34 @@
     <w:p>
       <w:r>
         <w:t>Medicinal chemists interpret structural changes through their measured effects on potency, and those effects depend on attachment position, the remaining structure and experimental context. We present SARscope, an interactive workbench that couples these controls to inspection of the underlying measurements. Three published assay datasets—BRAF, dopamine D2 receptor and estrogen receptor alpha—were reconstructed from frozen ChEMBL release 37 records. Positional comparisons required an identical mapped isomeric core, unchanged substituents elsewhere and a shared assay and endpoint. The selected series contained 16, 23 and 53 compounds, yielding 263 positional comparisons. BRAF hydroxyl addition and DRD2 chlorine removal showed opposite effects at different positions, and a complete four-compound cycle placed both DRD2 positions in one chemical background. All 17 repeated-comparison transformations retained the sign of their median effect after compound omissions, but only 15 retained the configured directional criterion, and none of 191 transformation-level permutation tests met the adjusted 0.05 cutoff. SARscope therefore links positional comparisons to source measurements and exposes their dependence on retained compounds, chemical contexts and practical thresholds, identifying missing-cycle measurements and conflicting pairs for follow-up without predicting potency or assigning calibrated confidence. The cases verify the implementation and illustrate local structure–activity relationships; they do not establish prospective transferability, binding mechanisms or improved chemist performance.</w:t>
+      </w:r>
+    </w:p>
+    <w:p>
+      <w:pPr>
+        <w:pStyle w:val="Heading1"/>
+      </w:pPr>
+      <w:r>
+        <w:t>Graphical Abstract</w:t>
+      </w:r>
+    </w:p>
+    <w:p>
+      <w:r>
+        <w:t xml:space="preserve">Image file: </w:t>
+      </w:r>
+      <w:r>
+        <w:rPr>
+          <w:rFonts w:ascii="Consolas" w:hAnsi="Consolas"/>
+          <w:sz w:val="18"/>
+        </w:rPr>
+        <w:t>figures/graphical-abstract.svg</w:t>
+      </w:r>
+      <w:r>
+        <w:t xml:space="preserve"> (vector; PDF and 300 dpi PNG alongside).</w:t>
+      </w:r>
+    </w:p>
+    <w:p>
+      <w:r>
+        <w:t>A single hydroxyl addition to one BRAF series splits in two: adding it at the para position of the pendant phenyl costs 1.63 log units of potency, while the same addition at the meta position gains 1.57. Bars show how far each median moves when individual compounds are omitted. SARscope links such positional comparisons back to the measurements that support them.</w:t>
       </w:r>
     </w:p>
     <w:p>

--- a/paper/SARscope_MolInf_manuscript.docx
+++ b/paper/SARscope_MolInf_manuscript.docx
@@ -68,7 +68,7 @@
     </w:p>
     <w:p>
       <w:r>
-        <w:t>A single hydroxyl addition to one BRAF series splits in two: adding it at the para position of the pendant phenyl costs 1.63 log units of potency, while the same addition at the meta position gains 1.57. Bars show how far each median moves when individual compounds are omitted. SARscope links such positional comparisons back to the measurements that support them.</w:t>
+        <w:t>In a 16-compound BRAF series measured in a single assay, hydroxyl addition to the pendant phenyl altered potency in opposite directions according to attachment position: a median change of −1.63 log units at the para position and +1.57 at the meta position, each from two matched pairs sharing the same mapped isomeric core. Bars give the range of each median under single-compound omission. SARscope resolves such comparisons to the measurements that support them.</w:t>
       </w:r>
     </w:p>
     <w:p>

--- a/paper/SARscope_MolInf_manuscript.docx
+++ b/paper/SARscope_MolInf_manuscript.docx
@@ -1947,7 +1947,21 @@
     </w:p>
     <w:p>
       <w:r>
-        <w:t>A public, versioned archive and DOI for the tested revision are not yet assigned. The full benchmark snapshots and saved predictions exist only in a prepared local reproducibility archive and must be publicly deposited if the supporting modelling results are retained at submission. Redistributed ChEMBL records remain under CC BY-SA 3.0, separate from the MIT code licence.</w:t>
+        <w:t xml:space="preserve">Version 0.1.0 of the source code, together with the frozen ChEMBL 37 benchmark snapshots and the saved held-out predictions, is archived at </w:t>
+      </w:r>
+      <w:hyperlink r:id="rId11">
+        <w:r>
+          <w:rPr>
+            <w:color w:val="166C62"/>
+          </w:rPr>
+          <w:t>https://doi.org/10.5281/zenodo.23387852</w:t>
+        </w:r>
+      </w:hyperlink>
+      <w:r>
+        <w:t>.</w:t>
+      </w:r>
+      <w:r>
+        <w:t xml:space="preserve"> SHA-256 checksums for both archive files accompany the deposit. Redistributed ChEMBL records remain under CC BY-SA 3.0, separate from the MIT code licence.</w:t>
       </w:r>
     </w:p>
     <w:p>
@@ -1980,10 +1994,10 @@
                     <pic:cNvPicPr/>
                   </pic:nvPicPr>
                   <pic:blipFill>
-                    <a:blip r:embed="rId11">
+                    <a:blip r:embed="rId12">
                       <a:extLst>
                         <a:ext uri="{96DAC541-7B7A-43D3-8B79-37D633B846F1}">
-                          <asvg:svgBlip xmlns:asvg="http://schemas.microsoft.com/office/drawing/2016/SVG/main" r:embed="rId12"/>
+                          <asvg:svgBlip xmlns:asvg="http://schemas.microsoft.com/office/drawing/2016/SVG/main" r:embed="rId13"/>
                         </a:ext>
                       </a:extLst>
                     </a:blip>
@@ -2040,10 +2054,10 @@
                     <pic:cNvPicPr/>
                   </pic:nvPicPr>
                   <pic:blipFill>
-                    <a:blip r:embed="rId13">
+                    <a:blip r:embed="rId14">
                       <a:extLst>
                         <a:ext uri="{96DAC541-7B7A-43D3-8B79-37D633B846F1}">
-                          <asvg:svgBlip xmlns:asvg="http://schemas.microsoft.com/office/drawing/2016/SVG/main" r:embed="rId14"/>
+                          <asvg:svgBlip xmlns:asvg="http://schemas.microsoft.com/office/drawing/2016/SVG/main" r:embed="rId15"/>
                         </a:ext>
                       </a:extLst>
                     </a:blip>
@@ -2100,10 +2114,10 @@
                     <pic:cNvPicPr/>
                   </pic:nvPicPr>
                   <pic:blipFill>
-                    <a:blip r:embed="rId15">
+                    <a:blip r:embed="rId16">
                       <a:extLst>
                         <a:ext uri="{96DAC541-7B7A-43D3-8B79-37D633B846F1}">
-                          <asvg:svgBlip xmlns:asvg="http://schemas.microsoft.com/office/drawing/2016/SVG/main" r:embed="rId16"/>
+                          <asvg:svgBlip xmlns:asvg="http://schemas.microsoft.com/office/drawing/2016/SVG/main" r:embed="rId17"/>
                         </a:ext>
                       </a:extLst>
                     </a:blip>
@@ -2160,10 +2174,10 @@
                     <pic:cNvPicPr/>
                   </pic:nvPicPr>
                   <pic:blipFill>
-                    <a:blip r:embed="rId17">
+                    <a:blip r:embed="rId18">
                       <a:extLst>
                         <a:ext uri="{96DAC541-7B7A-43D3-8B79-37D633B846F1}">
-                          <asvg:svgBlip xmlns:asvg="http://schemas.microsoft.com/office/drawing/2016/SVG/main" r:embed="rId18"/>
+                          <asvg:svgBlip xmlns:asvg="http://schemas.microsoft.com/office/drawing/2016/SVG/main" r:embed="rId19"/>
                         </a:ext>
                       </a:extLst>
                     </a:blip>
@@ -2769,7 +2783,7 @@
       <w:r>
         <w:t xml:space="preserve"> RDKit: open-source cheminformatics, </w:t>
       </w:r>
-      <w:hyperlink r:id="rId19">
+      <w:hyperlink r:id="rId20">
         <w:r>
           <w:rPr>
             <w:color w:val="166C62"/>
@@ -2912,7 +2926,7 @@
       <w:r>
         <w:t xml:space="preserve"> Y. Boulaamane, SARscope: source-code repository, </w:t>
       </w:r>
-      <w:hyperlink r:id="rId20">
+      <w:hyperlink r:id="rId21">
         <w:r>
           <w:rPr>
             <w:color w:val="166C62"/>
@@ -2940,7 +2954,7 @@
       <w:r>
         <w:t xml:space="preserve"> Y. Boulaamane, SARscope: browser application, </w:t>
       </w:r>
-      <w:hyperlink r:id="rId21">
+      <w:hyperlink r:id="rId22">
         <w:r>
           <w:rPr>
             <w:color w:val="166C62"/>

--- a/paper/SARscope_MolInf_manuscript.docx
+++ b/paper/SARscope_MolInf_manuscript.docx
@@ -1947,21 +1947,31 @@
     </w:p>
     <w:p>
       <w:r>
-        <w:t xml:space="preserve">Version 0.1.0 of the source code, together with the frozen ChEMBL 37 benchmark snapshots and the saved held-out predictions, is archived at </w:t>
+        <w:t xml:space="preserve">Version 0.1.0 of the source code is released at </w:t>
       </w:r>
       <w:hyperlink r:id="rId11">
         <w:r>
           <w:rPr>
             <w:color w:val="166C62"/>
           </w:rPr>
-          <w:t>https://doi.org/10.5281/zenodo.23387852</w:t>
+          <w:t>https://github.com/yboulaamane/sarscope/releases/tag/v0.1.0</w:t>
         </w:r>
       </w:hyperlink>
       <w:r>
         <w:t>.</w:t>
       </w:r>
       <w:r>
-        <w:t xml:space="preserve"> SHA-256 checksums for both archive files accompany the deposit. Redistributed ChEMBL records remain under CC BY-SA 3.0, separate from the MIT code licence.</w:t>
+        <w:t xml:space="preserve"> The frozen ChEMBL 37 benchmark snapshots and the saved held-out predictions are included in that release as </w:t>
+      </w:r>
+      <w:r>
+        <w:rPr>
+          <w:rFonts w:ascii="Consolas" w:hAnsi="Consolas"/>
+          <w:sz w:val="18"/>
+        </w:rPr>
+        <w:t>paper/benchmark-chembl37.tar.gz</w:t>
+      </w:r>
+      <w:r>
+        <w:t xml:space="preserve"> (SHA-256 3c5fe2cd0769c83ee7adf507615cca9174bb9ba270284fa360e80f67f7bbfc96). A Zenodo deposit of the same release is prepared but not yet published, so no DOI is cited here. Redistributed ChEMBL records remain under CC BY-SA 3.0, separate from the MIT code licence.</w:t>
       </w:r>
     </w:p>
     <w:p>

--- a/paper/SARscope_MolInf_manuscript.docx
+++ b/paper/SARscope_MolInf_manuscript.docx
@@ -57,8 +57,8 @@
       </w:r>
       <w:r>
         <w:rPr>
-          <w:rFonts w:ascii="Consolas" w:hAnsi="Consolas"/>
-          <w:sz w:val="18"/>
+          <w:rFonts w:ascii="Times New Roman" w:hAnsi="Times New Roman"/>
+          <w:sz w:val="24"/>
         </w:rPr>
         <w:t>figures/graphical-abstract.svg</w:t>
       </w:r>
@@ -534,7 +534,7 @@
         <w:tc>
           <w:tcPr>
             <w:tcW w:type="dxa" w:w="1305"/>
-            <w:shd w:fill="166C62"/>
+            <w:shd w:fill="FFFFFF"/>
           </w:tcPr>
           <w:p>
             <w:pPr>
@@ -544,8 +544,7 @@
             <w:r>
               <w:rPr>
                 <w:b/>
-                <w:color w:val="FFFFFF"/>
-                <w:sz w:val="18"/>
+                <w:sz w:val="24"/>
               </w:rPr>
               <w:t>Series</w:t>
             </w:r>
@@ -554,7 +553,7 @@
         <w:tc>
           <w:tcPr>
             <w:tcW w:type="dxa" w:w="2087"/>
-            <w:shd w:fill="166C62"/>
+            <w:shd w:fill="FFFFFF"/>
           </w:tcPr>
           <w:p>
             <w:pPr>
@@ -564,8 +563,7 @@
             <w:r>
               <w:rPr>
                 <w:b/>
-                <w:color w:val="FFFFFF"/>
-                <w:sz w:val="18"/>
+                <w:sz w:val="24"/>
               </w:rPr>
               <w:t>Curated assay compounds</w:t>
             </w:r>
@@ -574,7 +572,7 @@
         <w:tc>
           <w:tcPr>
             <w:tcW w:type="dxa" w:w="1846"/>
-            <w:shd w:fill="166C62"/>
+            <w:shd w:fill="FFFFFF"/>
           </w:tcPr>
           <w:p>
             <w:pPr>
@@ -584,8 +582,7 @@
             <w:r>
               <w:rPr>
                 <w:b/>
-                <w:color w:val="FFFFFF"/>
-                <w:sz w:val="18"/>
+                <w:sz w:val="24"/>
               </w:rPr>
               <w:t>Selected compounds</w:t>
             </w:r>
@@ -594,7 +591,7 @@
         <w:tc>
           <w:tcPr>
             <w:tcW w:type="dxa" w:w="2041"/>
-            <w:shd w:fill="166C62"/>
+            <w:shd w:fill="FFFFFF"/>
           </w:tcPr>
           <w:p>
             <w:pPr>
@@ -604,8 +601,7 @@
             <w:r>
               <w:rPr>
                 <w:b/>
-                <w:color w:val="FFFFFF"/>
-                <w:sz w:val="18"/>
+                <w:sz w:val="24"/>
               </w:rPr>
               <w:t>Positional comparisons</w:t>
             </w:r>
@@ -614,7 +610,7 @@
         <w:tc>
           <w:tcPr>
             <w:tcW w:type="dxa" w:w="2132"/>
-            <w:shd w:fill="166C62"/>
+            <w:shd w:fill="FFFFFF"/>
           </w:tcPr>
           <w:p>
             <w:pPr>
@@ -624,8 +620,7 @@
             <w:r>
               <w:rPr>
                 <w:b/>
-                <w:color w:val="FFFFFF"/>
-                <w:sz w:val="18"/>
+                <w:sz w:val="24"/>
               </w:rPr>
               <w:t>Distinct transformations</w:t>
             </w:r>
@@ -639,7 +634,7 @@
         <w:tc>
           <w:tcPr>
             <w:tcW w:type="dxa" w:w="1305"/>
-            <w:shd w:fill="EDF5F3"/>
+            <w:shd w:fill="FFFFFF"/>
           </w:tcPr>
           <w:p>
             <w:pPr>
@@ -648,7 +643,7 @@
             </w:pPr>
             <w:r>
               <w:rPr>
-                <w:sz w:val="18"/>
+                <w:sz w:val="24"/>
               </w:rPr>
               <w:t>BRAF</w:t>
             </w:r>
@@ -657,7 +652,7 @@
         <w:tc>
           <w:tcPr>
             <w:tcW w:type="dxa" w:w="2087"/>
-            <w:shd w:fill="EDF5F3"/>
+            <w:shd w:fill="FFFFFF"/>
           </w:tcPr>
           <w:p>
             <w:pPr>
@@ -666,7 +661,7 @@
             </w:pPr>
             <w:r>
               <w:rPr>
-                <w:sz w:val="18"/>
+                <w:sz w:val="24"/>
               </w:rPr>
               <w:t>44</w:t>
             </w:r>
@@ -675,7 +670,7 @@
         <w:tc>
           <w:tcPr>
             <w:tcW w:type="dxa" w:w="1846"/>
-            <w:shd w:fill="EDF5F3"/>
+            <w:shd w:fill="FFFFFF"/>
           </w:tcPr>
           <w:p>
             <w:pPr>
@@ -684,7 +679,7 @@
             </w:pPr>
             <w:r>
               <w:rPr>
-                <w:sz w:val="18"/>
+                <w:sz w:val="24"/>
               </w:rPr>
               <w:t>16</w:t>
             </w:r>
@@ -693,7 +688,7 @@
         <w:tc>
           <w:tcPr>
             <w:tcW w:type="dxa" w:w="2041"/>
-            <w:shd w:fill="EDF5F3"/>
+            <w:shd w:fill="FFFFFF"/>
           </w:tcPr>
           <w:p>
             <w:pPr>
@@ -702,7 +697,7 @@
             </w:pPr>
             <w:r>
               <w:rPr>
-                <w:sz w:val="18"/>
+                <w:sz w:val="24"/>
               </w:rPr>
               <w:t>29</w:t>
             </w:r>
@@ -711,7 +706,7 @@
         <w:tc>
           <w:tcPr>
             <w:tcW w:type="dxa" w:w="2132"/>
-            <w:shd w:fill="EDF5F3"/>
+            <w:shd w:fill="FFFFFF"/>
           </w:tcPr>
           <w:p>
             <w:pPr>
@@ -720,7 +715,7 @@
             </w:pPr>
             <w:r>
               <w:rPr>
-                <w:sz w:val="18"/>
+                <w:sz w:val="24"/>
               </w:rPr>
               <w:t>15</w:t>
             </w:r>
@@ -743,7 +738,7 @@
             </w:pPr>
             <w:r>
               <w:rPr>
-                <w:sz w:val="18"/>
+                <w:sz w:val="24"/>
               </w:rPr>
               <w:t>DRD2</w:t>
             </w:r>
@@ -761,7 +756,7 @@
             </w:pPr>
             <w:r>
               <w:rPr>
-                <w:sz w:val="18"/>
+                <w:sz w:val="24"/>
               </w:rPr>
               <w:t>30</w:t>
             </w:r>
@@ -779,7 +774,7 @@
             </w:pPr>
             <w:r>
               <w:rPr>
-                <w:sz w:val="18"/>
+                <w:sz w:val="24"/>
               </w:rPr>
               <w:t>23</w:t>
             </w:r>
@@ -797,7 +792,7 @@
             </w:pPr>
             <w:r>
               <w:rPr>
-                <w:sz w:val="18"/>
+                <w:sz w:val="24"/>
               </w:rPr>
               <w:t>36</w:t>
             </w:r>
@@ -815,7 +810,7 @@
             </w:pPr>
             <w:r>
               <w:rPr>
-                <w:sz w:val="18"/>
+                <w:sz w:val="24"/>
               </w:rPr>
               <w:t>21</w:t>
             </w:r>
@@ -829,7 +824,7 @@
         <w:tc>
           <w:tcPr>
             <w:tcW w:type="dxa" w:w="1305"/>
-            <w:shd w:fill="EDF5F3"/>
+            <w:shd w:fill="FFFFFF"/>
           </w:tcPr>
           <w:p>
             <w:pPr>
@@ -838,7 +833,7 @@
             </w:pPr>
             <w:r>
               <w:rPr>
-                <w:sz w:val="18"/>
+                <w:sz w:val="24"/>
               </w:rPr>
               <w:t>ER-alpha</w:t>
             </w:r>
@@ -847,7 +842,7 @@
         <w:tc>
           <w:tcPr>
             <w:tcW w:type="dxa" w:w="2087"/>
-            <w:shd w:fill="EDF5F3"/>
+            <w:shd w:fill="FFFFFF"/>
           </w:tcPr>
           <w:p>
             <w:pPr>
@@ -856,7 +851,7 @@
             </w:pPr>
             <w:r>
               <w:rPr>
-                <w:sz w:val="18"/>
+                <w:sz w:val="24"/>
               </w:rPr>
               <w:t>98</w:t>
             </w:r>
@@ -865,7 +860,7 @@
         <w:tc>
           <w:tcPr>
             <w:tcW w:type="dxa" w:w="1846"/>
-            <w:shd w:fill="EDF5F3"/>
+            <w:shd w:fill="FFFFFF"/>
           </w:tcPr>
           <w:p>
             <w:pPr>
@@ -874,7 +869,7 @@
             </w:pPr>
             <w:r>
               <w:rPr>
-                <w:sz w:val="18"/>
+                <w:sz w:val="24"/>
               </w:rPr>
               <w:t>53</w:t>
             </w:r>
@@ -883,7 +878,7 @@
         <w:tc>
           <w:tcPr>
             <w:tcW w:type="dxa" w:w="2041"/>
-            <w:shd w:fill="EDF5F3"/>
+            <w:shd w:fill="FFFFFF"/>
           </w:tcPr>
           <w:p>
             <w:pPr>
@@ -892,7 +887,7 @@
             </w:pPr>
             <w:r>
               <w:rPr>
-                <w:sz w:val="18"/>
+                <w:sz w:val="24"/>
               </w:rPr>
               <w:t>198</w:t>
             </w:r>
@@ -901,7 +896,7 @@
         <w:tc>
           <w:tcPr>
             <w:tcW w:type="dxa" w:w="2132"/>
-            <w:shd w:fill="EDF5F3"/>
+            <w:shd w:fill="FFFFFF"/>
           </w:tcPr>
           <w:p>
             <w:pPr>
@@ -910,7 +905,7 @@
             </w:pPr>
             <w:r>
               <w:rPr>
-                <w:sz w:val="18"/>
+                <w:sz w:val="24"/>
               </w:rPr>
               <w:t>155</w:t>
             </w:r>
@@ -1054,7 +1049,7 @@
         <w:tc>
           <w:tcPr>
             <w:tcW w:type="dxa" w:w="1412"/>
-            <w:shd w:fill="166C62"/>
+            <w:shd w:fill="FFFFFF"/>
           </w:tcPr>
           <w:p>
             <w:pPr>
@@ -1064,8 +1059,7 @@
             <w:r>
               <w:rPr>
                 <w:b/>
-                <w:color w:val="FFFFFF"/>
-                <w:sz w:val="18"/>
+                <w:sz w:val="24"/>
               </w:rPr>
               <w:t>Series</w:t>
             </w:r>
@@ -1074,7 +1068,7 @@
         <w:tc>
           <w:tcPr>
             <w:tcW w:type="dxa" w:w="2353"/>
-            <w:shd w:fill="166C62"/>
+            <w:shd w:fill="FFFFFF"/>
           </w:tcPr>
           <w:p>
             <w:pPr>
@@ -1084,8 +1078,7 @@
             <w:r>
               <w:rPr>
                 <w:b/>
-                <w:color w:val="FFFFFF"/>
-                <w:sz w:val="18"/>
+                <w:sz w:val="24"/>
               </w:rPr>
               <w:t>Evaluated transformations</w:t>
             </w:r>
@@ -1094,7 +1087,7 @@
         <w:tc>
           <w:tcPr>
             <w:tcW w:type="dxa" w:w="2823"/>
-            <w:shd w:fill="166C62"/>
+            <w:shd w:fill="FFFFFF"/>
           </w:tcPr>
           <w:p>
             <w:pPr>
@@ -1104,8 +1097,7 @@
             <w:r>
               <w:rPr>
                 <w:b/>
-                <w:color w:val="FFFFFF"/>
-                <w:sz w:val="18"/>
+                <w:sz w:val="24"/>
               </w:rPr>
               <w:t>Median sign retained after compound omissions</w:t>
             </w:r>
@@ -1114,7 +1106,7 @@
         <w:tc>
           <w:tcPr>
             <w:tcW w:type="dxa" w:w="2823"/>
-            <w:shd w:fill="166C62"/>
+            <w:shd w:fill="FFFFFF"/>
           </w:tcPr>
           <w:p>
             <w:pPr>
@@ -1124,8 +1116,7 @@
             <w:r>
               <w:rPr>
                 <w:b/>
-                <w:color w:val="FFFFFF"/>
-                <w:sz w:val="18"/>
+                <w:sz w:val="24"/>
               </w:rPr>
               <w:t>Full directional criterion retained in tested nonempty subsets</w:t>
             </w:r>
@@ -1139,7 +1130,7 @@
         <w:tc>
           <w:tcPr>
             <w:tcW w:type="dxa" w:w="1412"/>
-            <w:shd w:fill="EDF5F3"/>
+            <w:shd w:fill="FFFFFF"/>
           </w:tcPr>
           <w:p>
             <w:pPr>
@@ -1148,7 +1139,7 @@
             </w:pPr>
             <w:r>
               <w:rPr>
-                <w:sz w:val="18"/>
+                <w:sz w:val="24"/>
               </w:rPr>
               <w:t>BRAF</w:t>
             </w:r>
@@ -1157,7 +1148,7 @@
         <w:tc>
           <w:tcPr>
             <w:tcW w:type="dxa" w:w="2353"/>
-            <w:shd w:fill="EDF5F3"/>
+            <w:shd w:fill="FFFFFF"/>
           </w:tcPr>
           <w:p>
             <w:pPr>
@@ -1166,7 +1157,7 @@
             </w:pPr>
             <w:r>
               <w:rPr>
-                <w:sz w:val="18"/>
+                <w:sz w:val="24"/>
               </w:rPr>
               <w:t>5</w:t>
             </w:r>
@@ -1175,7 +1166,7 @@
         <w:tc>
           <w:tcPr>
             <w:tcW w:type="dxa" w:w="2823"/>
-            <w:shd w:fill="EDF5F3"/>
+            <w:shd w:fill="FFFFFF"/>
           </w:tcPr>
           <w:p>
             <w:pPr>
@@ -1184,7 +1175,7 @@
             </w:pPr>
             <w:r>
               <w:rPr>
-                <w:sz w:val="18"/>
+                <w:sz w:val="24"/>
               </w:rPr>
               <w:t>5</w:t>
             </w:r>
@@ -1193,7 +1184,7 @@
         <w:tc>
           <w:tcPr>
             <w:tcW w:type="dxa" w:w="2823"/>
-            <w:shd w:fill="EDF5F3"/>
+            <w:shd w:fill="FFFFFF"/>
           </w:tcPr>
           <w:p>
             <w:pPr>
@@ -1202,7 +1193,7 @@
             </w:pPr>
             <w:r>
               <w:rPr>
-                <w:sz w:val="18"/>
+                <w:sz w:val="24"/>
               </w:rPr>
               <w:t>4</w:t>
             </w:r>
@@ -1225,7 +1216,7 @@
             </w:pPr>
             <w:r>
               <w:rPr>
-                <w:sz w:val="18"/>
+                <w:sz w:val="24"/>
               </w:rPr>
               <w:t>DRD2</w:t>
             </w:r>
@@ -1243,7 +1234,7 @@
             </w:pPr>
             <w:r>
               <w:rPr>
-                <w:sz w:val="18"/>
+                <w:sz w:val="24"/>
               </w:rPr>
               <w:t>5</w:t>
             </w:r>
@@ -1261,7 +1252,7 @@
             </w:pPr>
             <w:r>
               <w:rPr>
-                <w:sz w:val="18"/>
+                <w:sz w:val="24"/>
               </w:rPr>
               <w:t>5</w:t>
             </w:r>
@@ -1279,7 +1270,7 @@
             </w:pPr>
             <w:r>
               <w:rPr>
-                <w:sz w:val="18"/>
+                <w:sz w:val="24"/>
               </w:rPr>
               <w:t>5</w:t>
             </w:r>
@@ -1293,7 +1284,7 @@
         <w:tc>
           <w:tcPr>
             <w:tcW w:type="dxa" w:w="1412"/>
-            <w:shd w:fill="EDF5F3"/>
+            <w:shd w:fill="FFFFFF"/>
           </w:tcPr>
           <w:p>
             <w:pPr>
@@ -1302,7 +1293,7 @@
             </w:pPr>
             <w:r>
               <w:rPr>
-                <w:sz w:val="18"/>
+                <w:sz w:val="24"/>
               </w:rPr>
               <w:t>ER-alpha</w:t>
             </w:r>
@@ -1311,7 +1302,7 @@
         <w:tc>
           <w:tcPr>
             <w:tcW w:type="dxa" w:w="2353"/>
-            <w:shd w:fill="EDF5F3"/>
+            <w:shd w:fill="FFFFFF"/>
           </w:tcPr>
           <w:p>
             <w:pPr>
@@ -1320,7 +1311,7 @@
             </w:pPr>
             <w:r>
               <w:rPr>
-                <w:sz w:val="18"/>
+                <w:sz w:val="24"/>
               </w:rPr>
               <w:t>7</w:t>
             </w:r>
@@ -1329,7 +1320,7 @@
         <w:tc>
           <w:tcPr>
             <w:tcW w:type="dxa" w:w="2823"/>
-            <w:shd w:fill="EDF5F3"/>
+            <w:shd w:fill="FFFFFF"/>
           </w:tcPr>
           <w:p>
             <w:pPr>
@@ -1338,7 +1329,7 @@
             </w:pPr>
             <w:r>
               <w:rPr>
-                <w:sz w:val="18"/>
+                <w:sz w:val="24"/>
               </w:rPr>
               <w:t>7</w:t>
             </w:r>
@@ -1347,7 +1338,7 @@
         <w:tc>
           <w:tcPr>
             <w:tcW w:type="dxa" w:w="2823"/>
-            <w:shd w:fill="EDF5F3"/>
+            <w:shd w:fill="FFFFFF"/>
           </w:tcPr>
           <w:p>
             <w:pPr>
@@ -1356,7 +1347,7 @@
             </w:pPr>
             <w:r>
               <w:rPr>
-                <w:sz w:val="18"/>
+                <w:sz w:val="24"/>
               </w:rPr>
               <w:t>6</w:t>
             </w:r>
@@ -1379,7 +1370,7 @@
             </w:pPr>
             <w:r>
               <w:rPr>
-                <w:sz w:val="18"/>
+                <w:sz w:val="24"/>
               </w:rPr>
               <w:t>Total</w:t>
             </w:r>
@@ -1397,7 +1388,7 @@
             </w:pPr>
             <w:r>
               <w:rPr>
-                <w:sz w:val="18"/>
+                <w:sz w:val="24"/>
               </w:rPr>
               <w:t>17</w:t>
             </w:r>
@@ -1415,7 +1406,7 @@
             </w:pPr>
             <w:r>
               <w:rPr>
-                <w:sz w:val="18"/>
+                <w:sz w:val="24"/>
               </w:rPr>
               <w:t>17</w:t>
             </w:r>
@@ -1433,7 +1424,7 @@
             </w:pPr>
             <w:r>
               <w:rPr>
-                <w:sz w:val="18"/>
+                <w:sz w:val="24"/>
               </w:rPr>
               <w:t>15</w:t>
             </w:r>
@@ -1949,10 +1940,10 @@
       <w:r>
         <w:t xml:space="preserve">Version 0.1.0 of the source code is released at </w:t>
       </w:r>
-      <w:hyperlink r:id="rId11">
+      <w:hyperlink r:id="rId9">
         <w:r>
           <w:rPr>
-            <w:color w:val="166C62"/>
+            <w:color w:val="000000"/>
           </w:rPr>
           <w:t>https://github.com/yboulaamane/sarscope/releases/tag/v0.1.0</w:t>
         </w:r>
@@ -1965,8 +1956,8 @@
       </w:r>
       <w:r>
         <w:rPr>
-          <w:rFonts w:ascii="Consolas" w:hAnsi="Consolas"/>
-          <w:sz w:val="18"/>
+          <w:rFonts w:ascii="Times New Roman" w:hAnsi="Times New Roman"/>
+          <w:sz w:val="24"/>
         </w:rPr>
         <w:t>paper/benchmark-chembl37.tar.gz</w:t>
       </w:r>
@@ -1993,6 +1984,66 @@
           <wp:inline xmlns:a="http://schemas.openxmlformats.org/drawingml/2006/main" xmlns:pic="http://schemas.openxmlformats.org/drawingml/2006/picture">
             <wp:extent cx="5976000" cy="1949095"/>
             <wp:docPr id="1" name="Picture 1" descr="Figure 1. Workflow for challenging an observed positional SAR conclusion. The chemist selects a transformation, inspects the controlled assay evidence, tests sensitivity to retained records and thresholds, and examines contexts or missing-cycle measurements. The exported evidence card preserves the observations, decisions and limitations. Follow-up suggestions are unmeasured hypotheses, not predicted potency gains."/>
+            <wp:cNvGraphicFramePr>
+              <a:graphicFrameLocks noChangeAspect="1"/>
+            </wp:cNvGraphicFramePr>
+            <a:graphic>
+              <a:graphicData uri="http://schemas.openxmlformats.org/drawingml/2006/picture">
+                <pic:pic>
+                  <pic:nvPicPr>
+                    <pic:cNvPr id="0" name="image.png"/>
+                    <pic:cNvPicPr/>
+                  </pic:nvPicPr>
+                  <pic:blipFill>
+                    <a:blip r:embed="rId10">
+                      <a:extLst>
+                        <a:ext uri="{96DAC541-7B7A-43D3-8B79-37D633B846F1}">
+                          <asvg:svgBlip xmlns:asvg="http://schemas.microsoft.com/office/drawing/2016/SVG/main" r:embed="rId11"/>
+                        </a:ext>
+                      </a:extLst>
+                    </a:blip>
+                    <a:stretch>
+                      <a:fillRect/>
+                    </a:stretch>
+                  </pic:blipFill>
+                  <pic:spPr>
+                    <a:xfrm>
+                      <a:off x="0" y="0"/>
+                      <a:ext cx="5976000" cy="1949095"/>
+                    </a:xfrm>
+                    <a:prstGeom prst="rect"/>
+                  </pic:spPr>
+                </pic:pic>
+              </a:graphicData>
+            </a:graphic>
+          </wp:inline>
+        </w:drawing>
+      </w:r>
+    </w:p>
+    <w:p>
+      <w:pPr>
+        <w:pStyle w:val="Caption"/>
+      </w:pPr>
+      <w:r>
+        <w:t>Figure 1. Workflow for challenging an observed positional SAR conclusion. The chemist selects a transformation, inspects the controlled assay evidence, tests sensitivity to retained records and thresholds, and examines contexts or missing-cycle measurements. The exported evidence card preserves the observations, decisions and limitations. Follow-up suggestions are unmeasured hypotheses, not predicted potency gains.</w:t>
+      </w:r>
+    </w:p>
+    <w:p>
+      <w:r>
+        <w:br w:type="page"/>
+      </w:r>
+    </w:p>
+    <w:p>
+      <w:pPr>
+        <w:keepNext/>
+        <w:spacing w:after="120"/>
+        <w:jc w:val="center"/>
+      </w:pPr>
+      <w:r>
+        <w:drawing>
+          <wp:inline xmlns:a="http://schemas.openxmlformats.org/drawingml/2006/main" xmlns:pic="http://schemas.openxmlformats.org/drawingml/2006/picture">
+            <wp:extent cx="5976000" cy="3640763"/>
+            <wp:docPr id="2" name="Picture 2" descr="Figure 2. Interactive positional SAR map for the BRAF series. The shared structure, variable positions and example transformations are shown together. Labels describe the measured comparisons and the software's support criteria, not statistical significance or a binding mechanism. Selecting a position in the application opens its supporting compounds and assay records."/>
             <wp:cNvGraphicFramePr>
               <a:graphicFrameLocks noChangeAspect="1"/>
             </wp:cNvGraphicFramePr>
@@ -2018,7 +2069,7 @@
                   <pic:spPr>
                     <a:xfrm>
                       <a:off x="0" y="0"/>
-                      <a:ext cx="5976000" cy="1949095"/>
+                      <a:ext cx="5976000" cy="3640763"/>
                     </a:xfrm>
                     <a:prstGeom prst="rect"/>
                   </pic:spPr>
@@ -2034,7 +2085,7 @@
         <w:pStyle w:val="Caption"/>
       </w:pPr>
       <w:r>
-        <w:t>Figure 1. Workflow for challenging an observed positional SAR conclusion. The chemist selects a transformation, inspects the controlled assay evidence, tests sensitivity to retained records and thresholds, and examines contexts or missing-cycle measurements. The exported evidence card preserves the observations, decisions and limitations. Follow-up suggestions are unmeasured hypotheses, not predicted potency gains.</w:t>
+        <w:t>Figure 2. Interactive positional SAR map for the BRAF series. The shared structure, variable positions and example transformations are shown together. Labels describe the measured comparisons and the software's support criteria, not statistical significance or a binding mechanism. Selecting a position in the application opens its supporting compounds and assay records.</w:t>
       </w:r>
     </w:p>
     <w:p>
@@ -2051,8 +2102,8 @@
       <w:r>
         <w:drawing>
           <wp:inline xmlns:a="http://schemas.openxmlformats.org/drawingml/2006/main" xmlns:pic="http://schemas.openxmlformats.org/drawingml/2006/picture">
-            <wp:extent cx="5976000" cy="3640763"/>
-            <wp:docPr id="2" name="Picture 2" descr="Figure 2. Interactive positional SAR map for the BRAF series. The shared structure, variable positions and example transformations are shown together. Labels describe the measured comparisons and the software's support criteria, not statistical significance or a binding mechanism. Selecting a position in the application opens its supporting compounds and assay records."/>
+            <wp:extent cx="5976000" cy="3452289"/>
+            <wp:docPr id="3" name="Picture 3" descr="Figure 3. Individual pair effects for selected BRAF, DRD2 and ER-alpha transformations. Circles show measured pair differences; diamonds show their medians. Thick pale segments show the range of medians after omitting individual compounds and all their incident pairs, not confidence intervals. The grey band marks changes smaller than 0.5 pIC50 units. The number of pairs is shown for each transformation. All displayed DRD2 pairs have the same selected stereochemical core. The displayed examples were chosen to illustrate positional contrasts and repeated comparisons, not as an exhaustive ranking of transformations."/>
             <wp:cNvGraphicFramePr>
               <a:graphicFrameLocks noChangeAspect="1"/>
             </wp:cNvGraphicFramePr>
@@ -2078,7 +2129,7 @@
                   <pic:spPr>
                     <a:xfrm>
                       <a:off x="0" y="0"/>
-                      <a:ext cx="5976000" cy="3640763"/>
+                      <a:ext cx="5976000" cy="3452289"/>
                     </a:xfrm>
                     <a:prstGeom prst="rect"/>
                   </pic:spPr>
@@ -2094,7 +2145,7 @@
         <w:pStyle w:val="Caption"/>
       </w:pPr>
       <w:r>
-        <w:t>Figure 2. Interactive positional SAR map for the BRAF series. The shared structure, variable positions and example transformations are shown together. Labels describe the measured comparisons and the software's support criteria, not statistical significance or a binding mechanism. Selecting a position in the application opens its supporting compounds and assay records.</w:t>
+        <w:t>Figure 3. Individual pair effects for selected BRAF, DRD2 and ER-alpha transformations. Circles show measured pair differences; diamonds show their medians. Thick pale segments show the range of medians after omitting individual compounds and all their incident pairs, not confidence intervals. The grey band marks changes smaller than 0.5 pIC50 units. The number of pairs is shown for each transformation. All displayed DRD2 pairs have the same selected stereochemical core. The displayed examples were chosen to illustrate positional contrasts and repeated comparisons, not as an exhaustive ranking of transformations.</w:t>
       </w:r>
     </w:p>
     <w:p>
@@ -2111,8 +2162,8 @@
       <w:r>
         <w:drawing>
           <wp:inline xmlns:a="http://schemas.openxmlformats.org/drawingml/2006/main" xmlns:pic="http://schemas.openxmlformats.org/drawingml/2006/picture">
-            <wp:extent cx="5976000" cy="3452289"/>
-            <wp:docPr id="3" name="Picture 3" descr="Figure 3. Individual pair effects for selected BRAF, DRD2 and ER-alpha transformations. Circles show measured pair differences; diamonds show their medians. Thick pale segments show the range of medians after omitting individual compounds and all their incident pairs, not confidence intervals. The grey band marks changes smaller than 0.5 pIC50 units. The number of pairs is shown for each transformation. All displayed DRD2 pairs have the same selected stereochemical core. The displayed examples were chosen to illustrate positional contrasts and repeated comparisons, not as an exhaustive ranking of transformations."/>
+            <wp:extent cx="5976000" cy="4376271"/>
+            <wp:docPr id="4" name="Picture 4" descr="Figure 4. Complete DRD2 para/ortho chlorination cycle within the selected (S,S) core. Other mapped positions are unchanged and all measurements come from CHEMBL671074. Structures and original IC50 values are shown; the doubly chlorinated compound has retained values of 65 and 93 nM. Arrows show differences calculated from median pIC50. The −0.369-unit contrast describes a modest departure from additivity, not a binding free energy or evidence of biological cooperativity."/>
             <wp:cNvGraphicFramePr>
               <a:graphicFrameLocks noChangeAspect="1"/>
             </wp:cNvGraphicFramePr>
@@ -2138,66 +2189,6 @@
                   <pic:spPr>
                     <a:xfrm>
                       <a:off x="0" y="0"/>
-                      <a:ext cx="5976000" cy="3452289"/>
-                    </a:xfrm>
-                    <a:prstGeom prst="rect"/>
-                  </pic:spPr>
-                </pic:pic>
-              </a:graphicData>
-            </a:graphic>
-          </wp:inline>
-        </w:drawing>
-      </w:r>
-    </w:p>
-    <w:p>
-      <w:pPr>
-        <w:pStyle w:val="Caption"/>
-      </w:pPr>
-      <w:r>
-        <w:t>Figure 3. Individual pair effects for selected BRAF, DRD2 and ER-alpha transformations. Circles show measured pair differences; diamonds show their medians. Thick pale segments show the range of medians after omitting individual compounds and all their incident pairs, not confidence intervals. The grey band marks changes smaller than 0.5 pIC50 units. The number of pairs is shown for each transformation. All displayed DRD2 pairs have the same selected stereochemical core. The displayed examples were chosen to illustrate positional contrasts and repeated comparisons, not as an exhaustive ranking of transformations.</w:t>
-      </w:r>
-    </w:p>
-    <w:p>
-      <w:r>
-        <w:br w:type="page"/>
-      </w:r>
-    </w:p>
-    <w:p>
-      <w:pPr>
-        <w:keepNext/>
-        <w:spacing w:after="120"/>
-        <w:jc w:val="center"/>
-      </w:pPr>
-      <w:r>
-        <w:drawing>
-          <wp:inline xmlns:a="http://schemas.openxmlformats.org/drawingml/2006/main" xmlns:pic="http://schemas.openxmlformats.org/drawingml/2006/picture">
-            <wp:extent cx="5976000" cy="4376271"/>
-            <wp:docPr id="4" name="Picture 4" descr="Figure 4. Complete DRD2 para/ortho chlorination cycle within the selected (S,S) core. Other mapped positions are unchanged and all measurements come from CHEMBL671074. Structures and original IC50 values are shown; the doubly chlorinated compound has retained values of 65 and 93 nM. Arrows show differences calculated from median pIC50. The −0.369-unit contrast describes a modest departure from additivity, not a binding free energy or evidence of biological cooperativity."/>
-            <wp:cNvGraphicFramePr>
-              <a:graphicFrameLocks noChangeAspect="1"/>
-            </wp:cNvGraphicFramePr>
-            <a:graphic>
-              <a:graphicData uri="http://schemas.openxmlformats.org/drawingml/2006/picture">
-                <pic:pic>
-                  <pic:nvPicPr>
-                    <pic:cNvPr id="0" name="image.png"/>
-                    <pic:cNvPicPr/>
-                  </pic:nvPicPr>
-                  <pic:blipFill>
-                    <a:blip r:embed="rId18">
-                      <a:extLst>
-                        <a:ext uri="{96DAC541-7B7A-43D3-8B79-37D633B846F1}">
-                          <asvg:svgBlip xmlns:asvg="http://schemas.microsoft.com/office/drawing/2016/SVG/main" r:embed="rId19"/>
-                        </a:ext>
-                      </a:extLst>
-                    </a:blip>
-                    <a:stretch>
-                      <a:fillRect/>
-                    </a:stretch>
-                  </pic:blipFill>
-                  <pic:spPr>
-                    <a:xfrm>
-                      <a:off x="0" y="0"/>
                       <a:ext cx="5976000" cy="4376271"/>
                     </a:xfrm>
                     <a:prstGeom prst="rect"/>
@@ -2793,10 +2784,10 @@
       <w:r>
         <w:t xml:space="preserve"> RDKit: open-source cheminformatics, </w:t>
       </w:r>
-      <w:hyperlink r:id="rId20">
+      <w:hyperlink r:id="rId18">
         <w:r>
           <w:rPr>
-            <w:color w:val="166C62"/>
+            <w:color w:val="000000"/>
           </w:rPr>
           <w:t>https://www.rdkit.org/</w:t>
         </w:r>
@@ -2936,10 +2927,10 @@
       <w:r>
         <w:t xml:space="preserve"> Y. Boulaamane, SARscope: source-code repository, </w:t>
       </w:r>
-      <w:hyperlink r:id="rId21">
+      <w:hyperlink r:id="rId19">
         <w:r>
           <w:rPr>
-            <w:color w:val="166C62"/>
+            <w:color w:val="000000"/>
           </w:rPr>
           <w:t>https://github.com/yboulaamane/sarscope</w:t>
         </w:r>
@@ -2964,10 +2955,10 @@
       <w:r>
         <w:t xml:space="preserve"> Y. Boulaamane, SARscope: browser application, </w:t>
       </w:r>
-      <w:hyperlink r:id="rId22">
+      <w:hyperlink r:id="rId20">
         <w:r>
           <w:rPr>
-            <w:color w:val="166C62"/>
+            <w:color w:val="000000"/>
           </w:rPr>
           <w:t>https://sarscope.streamlit.app/</w:t>
         </w:r>
@@ -2980,8 +2971,6 @@
       </w:r>
     </w:p>
     <w:sectPr>
-      <w:headerReference w:type="default" r:id="rId9"/>
-      <w:footerReference w:type="default" r:id="rId10"/>
       <w:pgSz w:w="11906" w:h="16838"/>
       <w:pgMar w:top="1247" w:right="1247" w:bottom="1247" w:left="1247" w:header="567" w:footer="567" w:gutter="0"/>
       <w:cols w:space="720"/>
@@ -2989,35 +2978,6 @@
     </w:sectPr>
   </w:body>
 </w:document>
-</file>
-
-<file path=word/footer1.xml><?xml version="1.0" encoding="utf-8"?>
-<w:ftr xmlns:m="http://schemas.openxmlformats.org/officeDocument/2006/math" xmlns:mc="http://schemas.openxmlformats.org/markup-compatibility/2006" xmlns:mo="http://schemas.microsoft.com/office/mac/office/2008/main" xmlns:mv="urn:schemas-microsoft-com:mac:vml" xmlns:o="urn:schemas-microsoft-com:office:office" xmlns:r="http://schemas.openxmlformats.org/officeDocument/2006/relationships" xmlns:v="urn:schemas-microsoft-com:vml" xmlns:w10="urn:schemas-microsoft-com:office:word" xmlns:w14="http://schemas.microsoft.com/office/word/2010/wordml" xmlns:w="http://schemas.openxmlformats.org/wordprocessingml/2006/main" xmlns:wne="http://schemas.microsoft.com/office/word/2006/wordml" xmlns:wp14="http://schemas.microsoft.com/office/word/2010/wordprocessingDrawing" xmlns:wp="http://schemas.openxmlformats.org/drawingml/2006/wordprocessingDrawing" xmlns:wpc="http://schemas.microsoft.com/office/word/2010/wordprocessingCanvas" xmlns:wpg="http://schemas.microsoft.com/office/word/2010/wordprocessingGroup" xmlns:wpi="http://schemas.microsoft.com/office/word/2010/wordprocessingInk" xmlns:wps="http://schemas.microsoft.com/office/word/2010/wordprocessingShape" mc:Ignorable="w14 wp14">
-  <w:p>
-    <w:pPr>
-      <w:pStyle w:val="Footer"/>
-      <w:jc w:val="right"/>
-    </w:pPr>
-    <w:fldSimple w:instr="PAGE"/>
-  </w:p>
-</w:ftr>
-</file>
-
-<file path=word/header1.xml><?xml version="1.0" encoding="utf-8"?>
-<w:hdr xmlns:m="http://schemas.openxmlformats.org/officeDocument/2006/math" xmlns:mc="http://schemas.openxmlformats.org/markup-compatibility/2006" xmlns:mo="http://schemas.microsoft.com/office/mac/office/2008/main" xmlns:mv="urn:schemas-microsoft-com:mac:vml" xmlns:o="urn:schemas-microsoft-com:office:office" xmlns:r="http://schemas.openxmlformats.org/officeDocument/2006/relationships" xmlns:v="urn:schemas-microsoft-com:vml" xmlns:w10="urn:schemas-microsoft-com:office:word" xmlns:w14="http://schemas.microsoft.com/office/word/2010/wordml" xmlns:w="http://schemas.openxmlformats.org/wordprocessingml/2006/main" xmlns:wne="http://schemas.microsoft.com/office/word/2006/wordml" xmlns:wp14="http://schemas.microsoft.com/office/word/2010/wordprocessingDrawing" xmlns:wp="http://schemas.openxmlformats.org/drawingml/2006/wordprocessingDrawing" xmlns:wpc="http://schemas.microsoft.com/office/word/2010/wordprocessingCanvas" xmlns:wpg="http://schemas.microsoft.com/office/word/2010/wordprocessingGroup" xmlns:wpi="http://schemas.microsoft.com/office/word/2010/wordprocessingInk" xmlns:wps="http://schemas.microsoft.com/office/word/2010/wordprocessingShape" mc:Ignorable="w14 wp14">
-  <w:p>
-    <w:pPr>
-      <w:pStyle w:val="Header"/>
-    </w:pPr>
-    <w:r>
-      <w:rPr>
-        <w:color w:val="6A7784"/>
-        <w:sz w:val="16"/>
-      </w:rPr>
-      <w:t>SARscope · Manuscript draft</w:t>
-    </w:r>
-  </w:p>
-</w:hdr>
 </file>
 
 <file path=word/numbering.xml><?xml version="1.0" encoding="utf-8"?>
@@ -3385,11 +3345,12 @@
     <w:rsid w:val="00FC693F"/>
     <w:pPr>
       <w:widowControl/>
-      <w:spacing w:line="264" w:lineRule="auto" w:after="120"/>
+      <w:spacing w:line="240" w:lineRule="auto" w:after="0" w:before="0"/>
     </w:pPr>
     <w:rPr>
-      <w:rFonts w:ascii="Calibri" w:hAnsi="Calibri"/>
-      <w:sz w:val="22"/>
+      <w:rFonts w:ascii="Times New Roman" w:hAnsi="Times New Roman"/>
+      <w:color w:val="000000"/>
+      <w:sz w:val="24"/>
     </w:rPr>
   </w:style>
   <w:style w:type="paragraph" w:styleId="Header">
@@ -3447,15 +3408,15 @@
     <w:pPr>
       <w:keepNext/>
       <w:keepLines/>
-      <w:spacing w:before="240" w:after="120"/>
+      <w:spacing w:before="240" w:after="0"/>
       <w:outlineLvl w:val="0"/>
     </w:pPr>
     <w:rPr>
-      <w:rFonts w:asciiTheme="majorHAnsi" w:eastAsiaTheme="majorEastAsia" w:hAnsiTheme="majorHAnsi" w:cstheme="majorBidi" w:ascii="Calibri" w:hAnsi="Calibri"/>
+      <w:rFonts w:asciiTheme="majorHAnsi" w:eastAsiaTheme="majorEastAsia" w:hAnsiTheme="majorHAnsi" w:cstheme="majorBidi" w:ascii="Times New Roman" w:hAnsi="Times New Roman"/>
       <w:b/>
       <w:bCs/>
-      <w:color w:val="166C62"/>
-      <w:sz w:val="30"/>
+      <w:color w:val="000000"/>
+      <w:sz w:val="24"/>
       <w:szCs w:val="28"/>
     </w:rPr>
   </w:style>
@@ -3471,14 +3432,14 @@
     <w:pPr>
       <w:keepNext/>
       <w:keepLines/>
-      <w:spacing w:before="240" w:after="120"/>
+      <w:spacing w:before="240" w:after="0"/>
       <w:outlineLvl w:val="1"/>
     </w:pPr>
     <w:rPr>
-      <w:rFonts w:asciiTheme="majorHAnsi" w:eastAsiaTheme="majorEastAsia" w:hAnsiTheme="majorHAnsi" w:cstheme="majorBidi" w:ascii="Calibri" w:hAnsi="Calibri"/>
+      <w:rFonts w:asciiTheme="majorHAnsi" w:eastAsiaTheme="majorEastAsia" w:hAnsiTheme="majorHAnsi" w:cstheme="majorBidi" w:ascii="Times New Roman" w:hAnsi="Times New Roman"/>
       <w:b/>
       <w:bCs/>
-      <w:color w:val="166C62"/>
+      <w:color w:val="000000"/>
       <w:sz w:val="24"/>
       <w:szCs w:val="26"/>
     </w:rPr>
@@ -3737,15 +3698,16 @@
       <w:pBdr>
         <w:bottom w:val="single" w:sz="8" w:space="4" w:color="4F81BD" w:themeColor="accent1"/>
       </w:pBdr>
-      <w:spacing w:after="120" w:line="240" w:lineRule="auto" w:before="0"/>
+      <w:spacing w:after="0" w:line="240" w:lineRule="auto" w:before="240"/>
       <w:contextualSpacing/>
     </w:pPr>
     <w:rPr>
-      <w:rFonts w:asciiTheme="majorHAnsi" w:eastAsiaTheme="majorEastAsia" w:hAnsiTheme="majorHAnsi" w:cstheme="majorBidi" w:ascii="Calibri" w:hAnsi="Calibri"/>
-      <w:color w:val="166C62"/>
+      <w:rFonts w:asciiTheme="majorHAnsi" w:eastAsiaTheme="majorEastAsia" w:hAnsiTheme="majorHAnsi" w:cstheme="majorBidi" w:ascii="Times New Roman" w:hAnsi="Times New Roman"/>
+      <w:b/>
+      <w:color w:val="000000"/>
       <w:spacing w:val="5"/>
       <w:kern w:val="28"/>
-      <w:sz w:val="40"/>
+      <w:sz w:val="24"/>
       <w:szCs w:val="52"/>
     </w:rPr>
   </w:style>
@@ -4183,10 +4145,12 @@
       <w:spacing w:line="240" w:lineRule="auto"/>
     </w:pPr>
     <w:rPr>
+      <w:rFonts w:ascii="Times New Roman" w:hAnsi="Times New Roman"/>
       <w:b/>
       <w:bCs/>
-      <w:color w:val="425564"/>
-      <w:sz w:val="18"/>
+      <w:i w:val="0"/>
+      <w:color w:val="000000"/>
+      <w:sz w:val="24"/>
       <w:szCs w:val="18"/>
     </w:rPr>
   </w:style>

--- a/paper/SARscope_MolInf_manuscript.docx
+++ b/paper/SARscope_MolInf_manuscript.docx
@@ -538,7 +538,7 @@
           </w:tcPr>
           <w:p>
             <w:pPr>
-              <w:spacing w:after="80" w:before="80" w:line="252" w:lineRule="auto"/>
+              <w:spacing w:after="80" w:before="80" w:line="240" w:lineRule="auto"/>
               <w:jc w:val="left"/>
             </w:pPr>
             <w:r>
@@ -557,7 +557,7 @@
           </w:tcPr>
           <w:p>
             <w:pPr>
-              <w:spacing w:after="80" w:before="80" w:line="252" w:lineRule="auto"/>
+              <w:spacing w:after="80" w:before="80" w:line="240" w:lineRule="auto"/>
               <w:jc w:val="center"/>
             </w:pPr>
             <w:r>
@@ -576,7 +576,7 @@
           </w:tcPr>
           <w:p>
             <w:pPr>
-              <w:spacing w:after="80" w:before="80" w:line="252" w:lineRule="auto"/>
+              <w:spacing w:after="80" w:before="80" w:line="240" w:lineRule="auto"/>
               <w:jc w:val="center"/>
             </w:pPr>
             <w:r>
@@ -595,7 +595,7 @@
           </w:tcPr>
           <w:p>
             <w:pPr>
-              <w:spacing w:after="80" w:before="80" w:line="252" w:lineRule="auto"/>
+              <w:spacing w:after="80" w:before="80" w:line="240" w:lineRule="auto"/>
               <w:jc w:val="center"/>
             </w:pPr>
             <w:r>
@@ -614,7 +614,7 @@
           </w:tcPr>
           <w:p>
             <w:pPr>
-              <w:spacing w:after="80" w:before="80" w:line="252" w:lineRule="auto"/>
+              <w:spacing w:after="80" w:before="80" w:line="240" w:lineRule="auto"/>
               <w:jc w:val="center"/>
             </w:pPr>
             <w:r>
@@ -638,7 +638,7 @@
           </w:tcPr>
           <w:p>
             <w:pPr>
-              <w:spacing w:after="80" w:before="80" w:line="252" w:lineRule="auto"/>
+              <w:spacing w:after="80" w:before="80" w:line="240" w:lineRule="auto"/>
               <w:jc w:val="left"/>
             </w:pPr>
             <w:r>
@@ -656,7 +656,7 @@
           </w:tcPr>
           <w:p>
             <w:pPr>
-              <w:spacing w:after="80" w:before="80" w:line="252" w:lineRule="auto"/>
+              <w:spacing w:after="80" w:before="80" w:line="240" w:lineRule="auto"/>
               <w:jc w:val="center"/>
             </w:pPr>
             <w:r>
@@ -674,7 +674,7 @@
           </w:tcPr>
           <w:p>
             <w:pPr>
-              <w:spacing w:after="80" w:before="80" w:line="252" w:lineRule="auto"/>
+              <w:spacing w:after="80" w:before="80" w:line="240" w:lineRule="auto"/>
               <w:jc w:val="center"/>
             </w:pPr>
             <w:r>
@@ -692,7 +692,7 @@
           </w:tcPr>
           <w:p>
             <w:pPr>
-              <w:spacing w:after="80" w:before="80" w:line="252" w:lineRule="auto"/>
+              <w:spacing w:after="80" w:before="80" w:line="240" w:lineRule="auto"/>
               <w:jc w:val="center"/>
             </w:pPr>
             <w:r>
@@ -710,7 +710,7 @@
           </w:tcPr>
           <w:p>
             <w:pPr>
-              <w:spacing w:after="80" w:before="80" w:line="252" w:lineRule="auto"/>
+              <w:spacing w:after="80" w:before="80" w:line="240" w:lineRule="auto"/>
               <w:jc w:val="center"/>
             </w:pPr>
             <w:r>
@@ -733,7 +733,7 @@
           </w:tcPr>
           <w:p>
             <w:pPr>
-              <w:spacing w:after="80" w:before="80" w:line="252" w:lineRule="auto"/>
+              <w:spacing w:after="80" w:before="80" w:line="240" w:lineRule="auto"/>
               <w:jc w:val="left"/>
             </w:pPr>
             <w:r>
@@ -751,7 +751,7 @@
           </w:tcPr>
           <w:p>
             <w:pPr>
-              <w:spacing w:after="80" w:before="80" w:line="252" w:lineRule="auto"/>
+              <w:spacing w:after="80" w:before="80" w:line="240" w:lineRule="auto"/>
               <w:jc w:val="center"/>
             </w:pPr>
             <w:r>
@@ -769,7 +769,7 @@
           </w:tcPr>
           <w:p>
             <w:pPr>
-              <w:spacing w:after="80" w:before="80" w:line="252" w:lineRule="auto"/>
+              <w:spacing w:after="80" w:before="80" w:line="240" w:lineRule="auto"/>
               <w:jc w:val="center"/>
             </w:pPr>
             <w:r>
@@ -787,7 +787,7 @@
           </w:tcPr>
           <w:p>
             <w:pPr>
-              <w:spacing w:after="80" w:before="80" w:line="252" w:lineRule="auto"/>
+              <w:spacing w:after="80" w:before="80" w:line="240" w:lineRule="auto"/>
               <w:jc w:val="center"/>
             </w:pPr>
             <w:r>
@@ -805,7 +805,7 @@
           </w:tcPr>
           <w:p>
             <w:pPr>
-              <w:spacing w:after="80" w:before="80" w:line="252" w:lineRule="auto"/>
+              <w:spacing w:after="80" w:before="80" w:line="240" w:lineRule="auto"/>
               <w:jc w:val="center"/>
             </w:pPr>
             <w:r>
@@ -828,7 +828,7 @@
           </w:tcPr>
           <w:p>
             <w:pPr>
-              <w:spacing w:after="80" w:before="80" w:line="252" w:lineRule="auto"/>
+              <w:spacing w:after="80" w:before="80" w:line="240" w:lineRule="auto"/>
               <w:jc w:val="left"/>
             </w:pPr>
             <w:r>
@@ -846,7 +846,7 @@
           </w:tcPr>
           <w:p>
             <w:pPr>
-              <w:spacing w:after="80" w:before="80" w:line="252" w:lineRule="auto"/>
+              <w:spacing w:after="80" w:before="80" w:line="240" w:lineRule="auto"/>
               <w:jc w:val="center"/>
             </w:pPr>
             <w:r>
@@ -864,7 +864,7 @@
           </w:tcPr>
           <w:p>
             <w:pPr>
-              <w:spacing w:after="80" w:before="80" w:line="252" w:lineRule="auto"/>
+              <w:spacing w:after="80" w:before="80" w:line="240" w:lineRule="auto"/>
               <w:jc w:val="center"/>
             </w:pPr>
             <w:r>
@@ -882,7 +882,7 @@
           </w:tcPr>
           <w:p>
             <w:pPr>
-              <w:spacing w:after="80" w:before="80" w:line="252" w:lineRule="auto"/>
+              <w:spacing w:after="80" w:before="80" w:line="240" w:lineRule="auto"/>
               <w:jc w:val="center"/>
             </w:pPr>
             <w:r>
@@ -900,7 +900,7 @@
           </w:tcPr>
           <w:p>
             <w:pPr>
-              <w:spacing w:after="80" w:before="80" w:line="252" w:lineRule="auto"/>
+              <w:spacing w:after="80" w:before="80" w:line="240" w:lineRule="auto"/>
               <w:jc w:val="center"/>
             </w:pPr>
             <w:r>
@@ -1053,7 +1053,7 @@
           </w:tcPr>
           <w:p>
             <w:pPr>
-              <w:spacing w:after="80" w:before="80" w:line="252" w:lineRule="auto"/>
+              <w:spacing w:after="80" w:before="80" w:line="240" w:lineRule="auto"/>
               <w:jc w:val="left"/>
             </w:pPr>
             <w:r>
@@ -1072,7 +1072,7 @@
           </w:tcPr>
           <w:p>
             <w:pPr>
-              <w:spacing w:after="80" w:before="80" w:line="252" w:lineRule="auto"/>
+              <w:spacing w:after="80" w:before="80" w:line="240" w:lineRule="auto"/>
               <w:jc w:val="center"/>
             </w:pPr>
             <w:r>
@@ -1091,7 +1091,7 @@
           </w:tcPr>
           <w:p>
             <w:pPr>
-              <w:spacing w:after="80" w:before="80" w:line="252" w:lineRule="auto"/>
+              <w:spacing w:after="80" w:before="80" w:line="240" w:lineRule="auto"/>
               <w:jc w:val="center"/>
             </w:pPr>
             <w:r>
@@ -1110,7 +1110,7 @@
           </w:tcPr>
           <w:p>
             <w:pPr>
-              <w:spacing w:after="80" w:before="80" w:line="252" w:lineRule="auto"/>
+              <w:spacing w:after="80" w:before="80" w:line="240" w:lineRule="auto"/>
               <w:jc w:val="center"/>
             </w:pPr>
             <w:r>
@@ -1134,7 +1134,7 @@
           </w:tcPr>
           <w:p>
             <w:pPr>
-              <w:spacing w:after="80" w:before="80" w:line="252" w:lineRule="auto"/>
+              <w:spacing w:after="80" w:before="80" w:line="240" w:lineRule="auto"/>
               <w:jc w:val="left"/>
             </w:pPr>
             <w:r>
@@ -1152,7 +1152,7 @@
           </w:tcPr>
           <w:p>
             <w:pPr>
-              <w:spacing w:after="80" w:before="80" w:line="252" w:lineRule="auto"/>
+              <w:spacing w:after="80" w:before="80" w:line="240" w:lineRule="auto"/>
               <w:jc w:val="center"/>
             </w:pPr>
             <w:r>
@@ -1170,7 +1170,7 @@
           </w:tcPr>
           <w:p>
             <w:pPr>
-              <w:spacing w:after="80" w:before="80" w:line="252" w:lineRule="auto"/>
+              <w:spacing w:after="80" w:before="80" w:line="240" w:lineRule="auto"/>
               <w:jc w:val="center"/>
             </w:pPr>
             <w:r>
@@ -1188,7 +1188,7 @@
           </w:tcPr>
           <w:p>
             <w:pPr>
-              <w:spacing w:after="80" w:before="80" w:line="252" w:lineRule="auto"/>
+              <w:spacing w:after="80" w:before="80" w:line="240" w:lineRule="auto"/>
               <w:jc w:val="center"/>
             </w:pPr>
             <w:r>
@@ -1211,7 +1211,7 @@
           </w:tcPr>
           <w:p>
             <w:pPr>
-              <w:spacing w:after="80" w:before="80" w:line="252" w:lineRule="auto"/>
+              <w:spacing w:after="80" w:before="80" w:line="240" w:lineRule="auto"/>
               <w:jc w:val="left"/>
             </w:pPr>
             <w:r>
@@ -1229,7 +1229,7 @@
           </w:tcPr>
           <w:p>
             <w:pPr>
-              <w:spacing w:after="80" w:before="80" w:line="252" w:lineRule="auto"/>
+              <w:spacing w:after="80" w:before="80" w:line="240" w:lineRule="auto"/>
               <w:jc w:val="center"/>
             </w:pPr>
             <w:r>
@@ -1247,7 +1247,7 @@
           </w:tcPr>
           <w:p>
             <w:pPr>
-              <w:spacing w:after="80" w:before="80" w:line="252" w:lineRule="auto"/>
+              <w:spacing w:after="80" w:before="80" w:line="240" w:lineRule="auto"/>
               <w:jc w:val="center"/>
             </w:pPr>
             <w:r>
@@ -1265,7 +1265,7 @@
           </w:tcPr>
           <w:p>
             <w:pPr>
-              <w:spacing w:after="80" w:before="80" w:line="252" w:lineRule="auto"/>
+              <w:spacing w:after="80" w:before="80" w:line="240" w:lineRule="auto"/>
               <w:jc w:val="center"/>
             </w:pPr>
             <w:r>
@@ -1288,7 +1288,7 @@
           </w:tcPr>
           <w:p>
             <w:pPr>
-              <w:spacing w:after="80" w:before="80" w:line="252" w:lineRule="auto"/>
+              <w:spacing w:after="80" w:before="80" w:line="240" w:lineRule="auto"/>
               <w:jc w:val="left"/>
             </w:pPr>
             <w:r>
@@ -1306,7 +1306,7 @@
           </w:tcPr>
           <w:p>
             <w:pPr>
-              <w:spacing w:after="80" w:before="80" w:line="252" w:lineRule="auto"/>
+              <w:spacing w:after="80" w:before="80" w:line="240" w:lineRule="auto"/>
               <w:jc w:val="center"/>
             </w:pPr>
             <w:r>
@@ -1324,7 +1324,7 @@
           </w:tcPr>
           <w:p>
             <w:pPr>
-              <w:spacing w:after="80" w:before="80" w:line="252" w:lineRule="auto"/>
+              <w:spacing w:after="80" w:before="80" w:line="240" w:lineRule="auto"/>
               <w:jc w:val="center"/>
             </w:pPr>
             <w:r>
@@ -1342,7 +1342,7 @@
           </w:tcPr>
           <w:p>
             <w:pPr>
-              <w:spacing w:after="80" w:before="80" w:line="252" w:lineRule="auto"/>
+              <w:spacing w:after="80" w:before="80" w:line="240" w:lineRule="auto"/>
               <w:jc w:val="center"/>
             </w:pPr>
             <w:r>
@@ -1365,7 +1365,7 @@
           </w:tcPr>
           <w:p>
             <w:pPr>
-              <w:spacing w:after="80" w:before="80" w:line="252" w:lineRule="auto"/>
+              <w:spacing w:after="80" w:before="80" w:line="240" w:lineRule="auto"/>
               <w:jc w:val="left"/>
             </w:pPr>
             <w:r>
@@ -1383,7 +1383,7 @@
           </w:tcPr>
           <w:p>
             <w:pPr>
-              <w:spacing w:after="80" w:before="80" w:line="252" w:lineRule="auto"/>
+              <w:spacing w:after="80" w:before="80" w:line="240" w:lineRule="auto"/>
               <w:jc w:val="center"/>
             </w:pPr>
             <w:r>
@@ -1401,7 +1401,7 @@
           </w:tcPr>
           <w:p>
             <w:pPr>
-              <w:spacing w:after="80" w:before="80" w:line="252" w:lineRule="auto"/>
+              <w:spacing w:after="80" w:before="80" w:line="240" w:lineRule="auto"/>
               <w:jc w:val="center"/>
             </w:pPr>
             <w:r>
@@ -1419,7 +1419,7 @@
           </w:tcPr>
           <w:p>
             <w:pPr>
-              <w:spacing w:after="80" w:before="80" w:line="252" w:lineRule="auto"/>
+              <w:spacing w:after="80" w:before="80" w:line="240" w:lineRule="auto"/>
               <w:jc w:val="center"/>
             </w:pPr>
             <w:r>
@@ -3345,7 +3345,7 @@
     <w:rsid w:val="00FC693F"/>
     <w:pPr>
       <w:widowControl/>
-      <w:spacing w:line="240" w:lineRule="auto" w:after="0" w:before="0"/>
+      <w:spacing w:line="480" w:lineRule="auto" w:after="0" w:before="0"/>
     </w:pPr>
     <w:rPr>
       <w:rFonts w:ascii="Times New Roman" w:hAnsi="Times New Roman"/>
@@ -3408,7 +3408,7 @@
     <w:pPr>
       <w:keepNext/>
       <w:keepLines/>
-      <w:spacing w:before="240" w:after="0"/>
+      <w:spacing w:before="240" w:after="0" w:line="480" w:lineRule="auto"/>
       <w:outlineLvl w:val="0"/>
     </w:pPr>
     <w:rPr>
@@ -3432,7 +3432,7 @@
     <w:pPr>
       <w:keepNext/>
       <w:keepLines/>
-      <w:spacing w:before="240" w:after="0"/>
+      <w:spacing w:before="240" w:after="0" w:line="480" w:lineRule="auto"/>
       <w:outlineLvl w:val="1"/>
     </w:pPr>
     <w:rPr>
@@ -3698,7 +3698,7 @@
       <w:pBdr>
         <w:bottom w:val="single" w:sz="8" w:space="4" w:color="4F81BD" w:themeColor="accent1"/>
       </w:pBdr>
-      <w:spacing w:after="0" w:line="240" w:lineRule="auto" w:before="240"/>
+      <w:spacing w:after="0" w:line="480" w:lineRule="auto" w:before="240"/>
       <w:contextualSpacing/>
     </w:pPr>
     <w:rPr>
@@ -4142,7 +4142,7 @@
     <w:qFormat/>
     <w:rsid w:val="00FC693F"/>
     <w:pPr>
-      <w:spacing w:line="240" w:lineRule="auto"/>
+      <w:spacing w:line="480" w:lineRule="auto"/>
     </w:pPr>
     <w:rPr>
       <w:rFonts w:ascii="Times New Roman" w:hAnsi="Times New Roman"/>

--- a/paper/SARscope_MolInf_manuscript.docx
+++ b/paper/SARscope_MolInf_manuscript.docx
@@ -27,7 +27,7 @@
     </w:p>
     <w:p>
       <w:r>
-        <w:t>Molecular Informatics · software and methods draft. Author declarations require confirmation before submission.</w:t>
+        <w:t>Submitted to Molecular Informatics as a software and methods article. Author declarations require confirmation before submission.</w:t>
       </w:r>
     </w:p>
     <w:p>
@@ -79,7 +79,7 @@
         <w:t>Keywords:</w:t>
       </w:r>
       <w:r>
-        <w:t xml:space="preserve"> structure–activity relationships · matched molecular pairs · activity cliffs · chemoinformatics · assay comparability</w:t>
+        <w:t xml:space="preserve"> structure–activity relationships; matched molecular pairs; activity cliffs; chemoinformatics; assay comparability</w:t>
       </w:r>
     </w:p>
     <w:p>
@@ -3410,6 +3410,13 @@
       <w:keepLines/>
       <w:spacing w:before="240" w:after="0" w:line="480" w:lineRule="auto"/>
       <w:outlineLvl w:val="0"/>
+      <w:pBdr>
+        <w:top w:val="none" w:sz="0" w:space="0"/>
+        <w:left w:val="none" w:sz="0" w:space="0"/>
+        <w:bottom w:val="none" w:sz="0" w:space="0"/>
+        <w:right w:val="none" w:sz="0" w:space="0"/>
+        <w:between w:val="none" w:sz="0" w:space="0"/>
+      </w:pBdr>
     </w:pPr>
     <w:rPr>
       <w:rFonts w:asciiTheme="majorHAnsi" w:eastAsiaTheme="majorEastAsia" w:hAnsiTheme="majorHAnsi" w:cstheme="majorBidi" w:ascii="Times New Roman" w:hAnsi="Times New Roman"/>
@@ -3434,6 +3441,13 @@
       <w:keepLines/>
       <w:spacing w:before="240" w:after="0" w:line="480" w:lineRule="auto"/>
       <w:outlineLvl w:val="1"/>
+      <w:pBdr>
+        <w:top w:val="none" w:sz="0" w:space="0"/>
+        <w:left w:val="none" w:sz="0" w:space="0"/>
+        <w:bottom w:val="none" w:sz="0" w:space="0"/>
+        <w:right w:val="none" w:sz="0" w:space="0"/>
+        <w:between w:val="none" w:sz="0" w:space="0"/>
+      </w:pBdr>
     </w:pPr>
     <w:rPr>
       <w:rFonts w:asciiTheme="majorHAnsi" w:eastAsiaTheme="majorEastAsia" w:hAnsiTheme="majorHAnsi" w:cstheme="majorBidi" w:ascii="Times New Roman" w:hAnsi="Times New Roman"/>
@@ -3694,12 +3708,16 @@
     <w:qFormat/>
     <w:rsid w:val="00FC693F"/>
     <w:pPr>
+      <w:spacing w:after="0" w:line="480" w:lineRule="auto" w:before="240"/>
+      <w:contextualSpacing/>
       <w:keepNext/>
       <w:pBdr>
-        <w:bottom w:val="single" w:sz="8" w:space="4" w:color="4F81BD" w:themeColor="accent1"/>
+        <w:top w:val="none" w:sz="0" w:space="0"/>
+        <w:left w:val="none" w:sz="0" w:space="0"/>
+        <w:bottom w:val="none" w:sz="0" w:space="0"/>
+        <w:right w:val="none" w:sz="0" w:space="0"/>
+        <w:between w:val="none" w:sz="0" w:space="0"/>
       </w:pBdr>
-      <w:spacing w:after="0" w:line="480" w:lineRule="auto" w:before="240"/>
-      <w:contextualSpacing/>
     </w:pPr>
     <w:rPr>
       <w:rFonts w:asciiTheme="majorHAnsi" w:eastAsiaTheme="majorEastAsia" w:hAnsiTheme="majorHAnsi" w:cstheme="majorBidi" w:ascii="Times New Roman" w:hAnsi="Times New Roman"/>
